--- a/text/part1/04Lodge.docx
+++ b/text/part1/04Lodge.docx
@@ -390,10 +390,13 @@
     </w:p>
     <w:p>
       <w:r>
-        <w:t>Наш</w:t>
-      </w:r>
-      <w:r>
-        <w:t xml:space="preserve"> лодж представлял собой </w:t>
+        <w:t xml:space="preserve">В центре нашего </w:t>
+      </w:r>
+      <w:r>
+        <w:t>лодж</w:t>
+      </w:r>
+      <w:r>
+        <w:t xml:space="preserve">а располагалось </w:t>
       </w:r>
       <w:r>
         <w:t xml:space="preserve">традиционно шестиугольное, массивное деревянное здание, </w:t>
@@ -1172,7 +1175,13 @@
       </w:pPr>
       <w:r>
         <w:lastRenderedPageBreak/>
-        <w:t>Пилотирование — 24 (+15)</w:t>
+        <w:t>Пилотирование — 24 (+</w:t>
+      </w:r>
+      <w:r>
+        <w:t>0</w:t>
+      </w:r>
+      <w:r>
+        <w:t>)</w:t>
       </w:r>
     </w:p>
     <w:p>
@@ -1403,7 +1412,19 @@
         </w:pBdr>
       </w:pPr>
       <w:r>
-        <w:t xml:space="preserve">Тут я припомнил, что у Вариантов Дельты в этом отношении была одна общая черта. Люди в них отличались удивительным разнообразием внешности и происхождения. Во многих местах привычная мне связь между внешностью человека и географией почти не работала: древние миграции, видимо, шли здесь совсем иными путями, и за столетия разные народы и этнические группы успели широко расселиться и перемешаться. </w:t>
+        <w:t xml:space="preserve">Тут я припомнил, что у Вариантов Дельты в этом отношении была одна общая черта. Люди в них отличались удивительным разнообразием внешности и происхождения. </w:t>
+      </w:r>
+      <w:r>
+        <w:t>Д</w:t>
+      </w:r>
+      <w:r>
+        <w:t xml:space="preserve">ревние миграции, видимо, шли </w:t>
+      </w:r>
+      <w:r>
+        <w:t>очень разнообразными</w:t>
+      </w:r>
+      <w:r>
+        <w:t xml:space="preserve"> путями, и за столетия разные народы и этнические группы успели широко расселиться и перемешаться. </w:t>
       </w:r>
     </w:p>
     <w:p>
@@ -3906,6 +3927,7 @@
   <w:style w:type="character" w:default="1" w:styleId="DefaultParagraphFont">
     <w:name w:val="Default Paragraph Font"/>
     <w:uiPriority w:val="1"/>
+    <w:semiHidden/>
     <w:unhideWhenUsed/>
   </w:style>
   <w:style w:type="table" w:default="1" w:styleId="TableNormal">
